--- a/por/docx/016.content.docx
+++ b/por/docx/016.content.docx
@@ -150,26 +150,6 @@
           <w:lang w:val="pt_PT" w:bidi="pt_PT"/>
         </w:rPr>
         <w:t>O</w:t>
-      </w:r>
-      <w:r>
-        <w:rPr>
-          <w:lang w:val="pt_PT" w:bidi="pt_PT"/>
-        </w:rPr>
-      </w:r>
-    </w:p>
-    <w:p>
-      <w:pPr/>
-      <w:r>
-        <w:rPr>
-          <w:lang w:val="pt_PT" w:bidi="pt_PT"/>
-        </w:rPr>
-      </w:r>
-      <w:r>
-        <w:rPr>
-          <w:i/>
-          <w:lang w:val="pt_PT" w:bidi="pt_PT"/>
-        </w:rPr>
-        <w:t>O Apocalipse de João, O Caminho, O destruidor, O dia do Senhor, O Egípcio, O livro das batalhas do Senhor Deus, O livro de Elcasai, O Mar Grande, O novo mandamento, O Paltita, O Perverso, Oade, Obadias (Pessoa), Obadias, Livro de, Obal, Obede, Obede-Edom, Obediência, Obelisco Negro, Obil, Oblação, Obote, Obra de lírios, Obstáculo, Ocrã, Ódio, Odres, Oel, Ofel, Ofender, Ofensa, Ofensa, Oferta de bebida, Oferta de cereais, Oferta de consagração, Oferta de gratidão, Oferta movida, Oferta movida, Oferta pacífica, Oferta pela culpa, Oferta pela culpa, Oferta pelo Pecado, Oferta queimada, Holocausto, Oferta voluntária, Ofertas e sacrifícios, Oficiais da Igreja, Ofir (Lugar), Ofir (Pessoa), Ofni, Ofra (Lugar), Ofra (Pessoa), Ogue, Olaria, Oleandro, Oleiro, Óleo, Óleo de unção, Olimpas, Oliveira, Oliveira do Paraíso, Oleastro, Oliveiras, Monte das, Om (Pessoa), Omar, Ômega, Onã, Onã, Onesíforo, Onésimo, Onias, Ônica, Onipotência, Onipresença, Onisciência, Ônix, Ono, Onri, Onze, os, Oolá e Oolibá, Oolibama, Oquina, Oração, Oração de Azarias, Oração de Azarias, Oração de Manassés, Oração do Senhor, A, Oráculo, Ordem, Mandamento, Ordenar, Ordenação, Orebe, Orebe, Pedra de, Orém, Orfa, Órfão, Órgão, Orgulho, Oriente, Filhos do, Órion, Ornã, Orontes, Ortosia, Orvalho, Os Césares, Oseias, Oseias, Oseias (Pessoa), Oseias, Livro de, Osíris, Osnapar, Osnapar, Osso, Ossuário, Ostraca, Otni, Otniel, Ouriço, Ourives, Ourives, Ouro, Ovelha, Ovelha, Ox (Pessoa), Ozém, Oziel, Ozni, Oznita</w:t>
       </w:r>
       <w:r>
         <w:rPr>

--- a/por/docx/016.content.docx
+++ b/por/docx/016.content.docx
@@ -19,7 +19,7 @@
         <w:rPr>
           <w:lang w:val="pt_PT" w:bidi="pt_PT"/>
         </w:rPr>
-        <w:t>Resource: Dicionário Bíblico (Tyndale)</w:t>
+        <w:t>Resource: Tyndale Open Bible Dictionary</w:t>
       </w:r>
       <w:r>
         <w:rPr>
@@ -112,7 +112,7 @@
         <w:rPr>
           <w:lang w:val="pt_PT" w:bidi="pt_PT"/>
         </w:rPr>
-        <w:t>Dicionário Bíblico (Tyndale)</w:t>
+        <w:t>Tyndale Open Bible Dictionary</w:t>
       </w:r>
     </w:p>
     <w:p>

--- a/por/docx/016.content.docx
+++ b/por/docx/016.content.docx
@@ -3326,6 +3326,661 @@
         <w:rPr>
           <w:lang w:val="pt_PT" w:bidi="pt_PT"/>
         </w:rPr>
+        <w:t>Obadias, Livro de</w:t>
+      </w:r>
+      <w:r>
+        <w:rPr>
+          <w:lang w:val="pt_PT" w:bidi="pt_PT"/>
+        </w:rPr>
+      </w:r>
+    </w:p>
+    <w:p>
+      <w:pPr/>
+      <w:r>
+        <w:rPr>
+          <w:lang w:val="pt_PT" w:bidi="pt_PT"/>
+        </w:rPr>
+      </w:r>
+      <w:r>
+        <w:rPr>
+          <w:lang w:val="pt_PT" w:bidi="pt_PT"/>
+        </w:rPr>
+        <w:t>O quarto livro dos profetas menores é o mais curto do Antigo Testamento.</w:t>
+      </w:r>
+    </w:p>
+    <w:p>
+      <w:pPr/>
+      <w:r>
+        <w:rPr>
+          <w:lang w:val="pt_PT" w:bidi="pt_PT"/>
+        </w:rPr>
+      </w:r>
+      <w:r>
+        <w:rPr>
+          <w:lang w:val="pt_PT" w:bidi="pt_PT"/>
+        </w:rPr>
+        <w:t>Resumo</w:t>
+      </w:r>
+    </w:p>
+    <w:p>
+      <w:pPr/>
+      <w:r>
+        <w:rPr>
+          <w:lang w:val="pt_PT" w:bidi="pt_PT"/>
+        </w:rPr>
+      </w:r>
+      <w:r>
+        <w:rPr>
+          <w:lang w:val="pt_PT" w:bidi="pt_PT"/>
+        </w:rPr>
+        <w:t>• Autor</w:t>
+      </w:r>
+    </w:p>
+    <w:p>
+      <w:pPr/>
+      <w:r>
+        <w:rPr>
+          <w:lang w:val="pt_PT" w:bidi="pt_PT"/>
+        </w:rPr>
+      </w:r>
+      <w:r>
+        <w:rPr>
+          <w:lang w:val="pt_PT" w:bidi="pt_PT"/>
+        </w:rPr>
+        <w:t>• Contexto</w:t>
+      </w:r>
+    </w:p>
+    <w:p>
+      <w:pPr/>
+      <w:r>
+        <w:rPr>
+          <w:lang w:val="pt_PT" w:bidi="pt_PT"/>
+        </w:rPr>
+      </w:r>
+      <w:r>
+        <w:rPr>
+          <w:lang w:val="pt_PT" w:bidi="pt_PT"/>
+        </w:rPr>
+        <w:t>• Conteúdo</w:t>
+      </w:r>
+    </w:p>
+    <w:p>
+      <w:pPr/>
+      <w:r>
+        <w:rPr>
+          <w:lang w:val="pt_PT" w:bidi="pt_PT"/>
+        </w:rPr>
+      </w:r>
+      <w:r>
+        <w:rPr>
+          <w:lang w:val="pt_PT" w:bidi="pt_PT"/>
+        </w:rPr>
+        <w:t>• Significado teológico</w:t>
+      </w:r>
+    </w:p>
+    <w:p>
+      <w:pPr>
+        <w:pStyle w:val="Heading3"/>
+      </w:pPr>
+      <w:r>
+        <w:rPr>
+          <w:lang w:val="pt_PT" w:bidi="pt_PT"/>
+        </w:rPr>
+        <w:t>Autor</w:t>
+      </w:r>
+    </w:p>
+    <w:p>
+      <w:pPr/>
+      <w:r>
+        <w:rPr>
+          <w:lang w:val="pt_PT" w:bidi="pt_PT"/>
+        </w:rPr>
+      </w:r>
+      <w:r>
+        <w:rPr>
+          <w:lang w:val="pt_PT" w:bidi="pt_PT"/>
+        </w:rPr>
+        <w:t>Não sabemos muita coisa sobre Obadias, o profeta. A introdução no livro (</w:t>
+      </w:r>
+      <w:hyperlink r:id="rId100">
+        <w:r>
+          <w:rPr>
+            <w:lang w:val="pt_PT" w:bidi="pt_PT"/>
+          </w:rPr>
+          <w:rPr>
+            <w:color w:val="0000EE"/>
+            <w:u w:val="single"/>
+          </w:rPr>
+          <w:t>Ob 1.1</w:t>
+        </w:r>
+      </w:hyperlink>
+      <w:r>
+        <w:rPr>
+          <w:lang w:val="pt_PT" w:bidi="pt_PT"/>
+        </w:rPr>
+        <w:t>) não menciona o nome de seu pai ou de onde ele é.</w:t>
+      </w:r>
+    </w:p>
+    <w:p>
+      <w:pPr>
+        <w:pStyle w:val="Heading3"/>
+      </w:pPr>
+      <w:r>
+        <w:rPr>
+          <w:lang w:val="pt_PT" w:bidi="pt_PT"/>
+        </w:rPr>
+        <w:t>Contexto</w:t>
+      </w:r>
+    </w:p>
+    <w:p>
+      <w:pPr/>
+      <w:r>
+        <w:rPr>
+          <w:lang w:val="pt_PT" w:bidi="pt_PT"/>
+        </w:rPr>
+      </w:r>
+      <w:r>
+        <w:rPr>
+          <w:lang w:val="pt_PT" w:bidi="pt_PT"/>
+        </w:rPr>
+        <w:t>Obadias provavelmente era de Judá, pois demonstra profunda preocupação com os edomitas invadindo sua terra durante a destruição de Judá (</w:t>
+      </w:r>
+      <w:hyperlink r:id="rId101">
+        <w:r>
+          <w:rPr>
+            <w:lang w:val="pt_PT" w:bidi="pt_PT"/>
+          </w:rPr>
+          <w:rPr>
+            <w:color w:val="0000EE"/>
+            <w:u w:val="single"/>
+          </w:rPr>
+          <w:t>Ob 1.12</w:t>
+        </w:r>
+      </w:hyperlink>
+      <w:r>
+        <w:rPr>
+          <w:lang w:val="pt_PT" w:bidi="pt_PT"/>
+        </w:rPr>
+        <w:t>). Ele provavelmente teve sua visão sobre Edom (</w:t>
+      </w:r>
+      <w:hyperlink r:id="rId100">
+        <w:r>
+          <w:rPr>
+            <w:lang w:val="pt_PT" w:bidi="pt_PT"/>
+          </w:rPr>
+          <w:rPr>
+            <w:color w:val="0000EE"/>
+            <w:u w:val="single"/>
+          </w:rPr>
+          <w:t>Ob 1.1</w:t>
+        </w:r>
+      </w:hyperlink>
+      <w:r>
+        <w:rPr>
+          <w:lang w:val="pt_PT" w:bidi="pt_PT"/>
+        </w:rPr>
+        <w:t>) pouco antes de Jerusalém cair e Nabucodonosor devastar Judá em 586 a.C. Embora não haja evidências certas, Nabucodonosor pode ter invadido Edom em 582 a.C. O rei babilônico Nabonido permaneceu em Teima por vários anos, e a cidade de Tell el Kheleifeh, perto do Golfo de Acaba, prosperou no início do século. No entanto, Edom declinou no século VI a.C. devido à interferência de parceiros comerciais na Arábia e no sul, como Teima e Dedã.</w:t>
+      </w:r>
+    </w:p>
+    <w:p>
+      <w:pPr>
+        <w:pStyle w:val="Heading3"/>
+      </w:pPr>
+      <w:r>
+        <w:rPr>
+          <w:lang w:val="pt_PT" w:bidi="pt_PT"/>
+        </w:rPr>
+        <w:t>Conteúdo</w:t>
+      </w:r>
+    </w:p>
+    <w:p>
+      <w:pPr/>
+      <w:r>
+        <w:rPr>
+          <w:lang w:val="pt_PT" w:bidi="pt_PT"/>
+        </w:rPr>
+      </w:r>
+      <w:r>
+        <w:rPr>
+          <w:lang w:val="pt_PT" w:bidi="pt_PT"/>
+        </w:rPr>
+        <w:t>O profeta anuncia a queda de Edom (</w:t>
+      </w:r>
+      <w:hyperlink r:id="rId102">
+        <w:r>
+          <w:rPr>
+            <w:lang w:val="pt_PT" w:bidi="pt_PT"/>
+          </w:rPr>
+          <w:rPr>
+            <w:color w:val="0000EE"/>
+            <w:u w:val="single"/>
+          </w:rPr>
+          <w:t>Ob 1.1–4</w:t>
+        </w:r>
+      </w:hyperlink>
+      <w:r>
+        <w:rPr>
+          <w:lang w:val="pt_PT" w:bidi="pt_PT"/>
+        </w:rPr>
+        <w:t>). Um grupo de tribos árabes próximas planejou atacar Edom, o que fortaleceu sua mensagem (</w:t>
+      </w:r>
+      <w:hyperlink r:id="rId100">
+        <w:r>
+          <w:rPr>
+            <w:lang w:val="pt_PT" w:bidi="pt_PT"/>
+          </w:rPr>
+          <w:rPr>
+            <w:color w:val="0000EE"/>
+            <w:u w:val="single"/>
+          </w:rPr>
+          <w:t>Ob 1.1</w:t>
+        </w:r>
+      </w:hyperlink>
+      <w:r>
+        <w:rPr>
+          <w:lang w:val="pt_PT" w:bidi="pt_PT"/>
+        </w:rPr>
+        <w:t>). Essas tribos não perceberam que seu ataque a Edom fazia parte de um plano divino.</w:t>
+      </w:r>
+    </w:p>
+    <w:p>
+      <w:pPr/>
+      <w:r>
+        <w:rPr>
+          <w:lang w:val="pt_PT" w:bidi="pt_PT"/>
+        </w:rPr>
+      </w:r>
+      <w:r>
+        <w:rPr>
+          <w:lang w:val="pt_PT" w:bidi="pt_PT"/>
+        </w:rPr>
+        <w:t>A destruição de Edom é anunciada (</w:t>
+      </w:r>
+      <w:hyperlink r:id="rId103">
+        <w:r>
+          <w:rPr>
+            <w:lang w:val="pt_PT" w:bidi="pt_PT"/>
+          </w:rPr>
+          <w:rPr>
+            <w:color w:val="0000EE"/>
+            <w:u w:val="single"/>
+          </w:rPr>
+          <w:t>Ob 1.2–9</w:t>
+        </w:r>
+      </w:hyperlink>
+      <w:r>
+        <w:rPr>
+          <w:lang w:val="pt_PT" w:bidi="pt_PT"/>
+        </w:rPr>
+        <w:t>) e sua queda é descrita (</w:t>
+      </w:r>
+      <w:hyperlink r:id="rId104">
+        <w:r>
+          <w:rPr>
+            <w:lang w:val="pt_PT" w:bidi="pt_PT"/>
+          </w:rPr>
+          <w:rPr>
+            <w:color w:val="0000EE"/>
+            <w:u w:val="single"/>
+          </w:rPr>
+          <w:t>Ob 1.2–4</w:t>
+        </w:r>
+      </w:hyperlink>
+      <w:r>
+        <w:rPr>
+          <w:lang w:val="pt_PT" w:bidi="pt_PT"/>
+        </w:rPr>
+        <w:t>). Edom, que parecia forte e segura em sua fortaleza rochosa na montanha (</w:t>
+      </w:r>
+      <w:hyperlink r:id="rId105">
+        <w:r>
+          <w:rPr>
+            <w:lang w:val="pt_PT" w:bidi="pt_PT"/>
+          </w:rPr>
+          <w:rPr>
+            <w:color w:val="0000EE"/>
+            <w:u w:val="single"/>
+          </w:rPr>
+          <w:t>Ob 1.3</w:t>
+        </w:r>
+      </w:hyperlink>
+      <w:r>
+        <w:rPr>
+          <w:lang w:val="pt_PT" w:bidi="pt_PT"/>
+        </w:rPr>
+        <w:t>), seria humilhada (</w:t>
+      </w:r>
+      <w:hyperlink r:id="rId106">
+        <w:r>
+          <w:rPr>
+            <w:lang w:val="pt_PT" w:bidi="pt_PT"/>
+          </w:rPr>
+          <w:rPr>
+            <w:color w:val="0000EE"/>
+            <w:u w:val="single"/>
+          </w:rPr>
+          <w:t>1.4</w:t>
+        </w:r>
+      </w:hyperlink>
+      <w:r>
+        <w:rPr>
+          <w:lang w:val="pt_PT" w:bidi="pt_PT"/>
+        </w:rPr>
+        <w:t>). A derrota de Edom seria total (</w:t>
+      </w:r>
+      <w:hyperlink r:id="rId107">
+        <w:r>
+          <w:rPr>
+            <w:lang w:val="pt_PT" w:bidi="pt_PT"/>
+          </w:rPr>
+          <w:rPr>
+            <w:color w:val="0000EE"/>
+            <w:u w:val="single"/>
+          </w:rPr>
+          <w:t>Ob 1.5–6</w:t>
+        </w:r>
+      </w:hyperlink>
+      <w:r>
+        <w:rPr>
+          <w:lang w:val="pt_PT" w:bidi="pt_PT"/>
+        </w:rPr>
+        <w:t>). Assim como ladrões e saqueadores atacam à noite, Edom seria despojada, com suas casas e vinhedos saqueados. Edom não receberia misericórdia, ao contrário de quando ladrões às vezes poupam uma casa. Até mesmo aliados trairiam Edom (</w:t>
+      </w:r>
+      <w:hyperlink r:id="rId108">
+        <w:r>
+          <w:rPr>
+            <w:lang w:val="pt_PT" w:bidi="pt_PT"/>
+          </w:rPr>
+          <w:rPr>
+            <w:color w:val="0000EE"/>
+            <w:u w:val="single"/>
+          </w:rPr>
+          <w:t>Ob 1.7</w:t>
+        </w:r>
+      </w:hyperlink>
+      <w:r>
+        <w:rPr>
+          <w:lang w:val="pt_PT" w:bidi="pt_PT"/>
+        </w:rPr>
+        <w:t>), parceiros enganariam, e convidados armariam ciladas. Pegos de surpresa, Edom se tornaria uma presa fácil. No dia da ruína de Edom, os sábios pereceriam (</w:t>
+      </w:r>
+      <w:hyperlink r:id="rId109">
+        <w:r>
+          <w:rPr>
+            <w:lang w:val="pt_PT" w:bidi="pt_PT"/>
+          </w:rPr>
+          <w:rPr>
+            <w:color w:val="0000EE"/>
+            <w:u w:val="single"/>
+          </w:rPr>
+          <w:t>Ob 1.8</w:t>
+        </w:r>
+      </w:hyperlink>
+      <w:r>
+        <w:rPr>
+          <w:lang w:val="pt_PT" w:bidi="pt_PT"/>
+        </w:rPr>
+        <w:t>) e os soldados seriam desmoralizados e mortos (</w:t>
+      </w:r>
+      <w:hyperlink r:id="rId110">
+        <w:r>
+          <w:rPr>
+            <w:lang w:val="pt_PT" w:bidi="pt_PT"/>
+          </w:rPr>
+          <w:rPr>
+            <w:color w:val="0000EE"/>
+            <w:u w:val="single"/>
+          </w:rPr>
+          <w:t>Ob 1.9</w:t>
+        </w:r>
+      </w:hyperlink>
+      <w:r>
+        <w:rPr>
+          <w:lang w:val="pt_PT" w:bidi="pt_PT"/>
+        </w:rPr>
+        <w:t>).</w:t>
+      </w:r>
+    </w:p>
+    <w:p>
+      <w:pPr/>
+      <w:r>
+        <w:rPr>
+          <w:lang w:val="pt_PT" w:bidi="pt_PT"/>
+        </w:rPr>
+      </w:r>
+      <w:r>
+        <w:rPr>
+          <w:lang w:val="pt_PT" w:bidi="pt_PT"/>
+        </w:rPr>
+        <w:t xml:space="preserve">Os erros de Edom são detalhados em </w:t>
+      </w:r>
+      <w:hyperlink r:id="rId111">
+        <w:r>
+          <w:rPr>
+            <w:lang w:val="pt_PT" w:bidi="pt_PT"/>
+          </w:rPr>
+          <w:rPr>
+            <w:color w:val="0000EE"/>
+            <w:u w:val="single"/>
+          </w:rPr>
+          <w:t>Obadias 1.10–15</w:t>
+        </w:r>
+      </w:hyperlink>
+      <w:r>
+        <w:rPr>
+          <w:lang w:val="pt_PT" w:bidi="pt_PT"/>
+        </w:rPr>
+        <w:t>. Edom mostrou hostilidade em relação a Judá quando os babilônios atacaram. Em vez de ajudar, Edom manteve-se distante e agiu como um inimigo. Pior, Edom celebrou a desgraça de Judá, zombou do povo e tomou suas propriedades. Edom colaborou com a Babilônia, bloqueando os refugiados de Judá de escaparem e entregando-os aos inimigos. Essas ações trariam consequências para Edom.</w:t>
+      </w:r>
+    </w:p>
+    <w:p>
+      <w:pPr/>
+      <w:r>
+        <w:rPr>
+          <w:lang w:val="pt_PT" w:bidi="pt_PT"/>
+        </w:rPr>
+      </w:r>
+      <w:r>
+        <w:rPr>
+          <w:lang w:val="pt_PT" w:bidi="pt_PT"/>
+        </w:rPr>
+        <w:t>No Dia do Senhor (</w:t>
+      </w:r>
+      <w:hyperlink r:id="rId112">
+        <w:r>
+          <w:rPr>
+            <w:lang w:val="pt_PT" w:bidi="pt_PT"/>
+          </w:rPr>
+          <w:rPr>
+            <w:color w:val="0000EE"/>
+            <w:u w:val="single"/>
+          </w:rPr>
+          <w:t>Ob 1.15–21</w:t>
+        </w:r>
+      </w:hyperlink>
+      <w:r>
+        <w:rPr>
+          <w:lang w:val="pt_PT" w:bidi="pt_PT"/>
+        </w:rPr>
+        <w:t>), o culpado Edom enfrentaria o julgamento de Deus junto com todas as nações. Após o desastre que Jerusalém enfrentou em 586 a.C., outro dia viria. Esse dia traria justiça e julgamento a favor de Israel.</w:t>
+      </w:r>
+    </w:p>
+    <w:p>
+      <w:pPr/>
+      <w:r>
+        <w:rPr>
+          <w:lang w:val="pt_PT" w:bidi="pt_PT"/>
+        </w:rPr>
+      </w:r>
+      <w:r>
+        <w:rPr>
+          <w:lang w:val="pt_PT" w:bidi="pt_PT"/>
+        </w:rPr>
+        <w:t>Em uma nota positiva, o remanescente de Judá (</w:t>
+      </w:r>
+      <w:hyperlink r:id="rId113">
+        <w:r>
+          <w:rPr>
+            <w:lang w:val="pt_PT" w:bidi="pt_PT"/>
+          </w:rPr>
+          <w:rPr>
+            <w:color w:val="0000EE"/>
+            <w:u w:val="single"/>
+          </w:rPr>
+          <w:t>Ob 1.17,21</w:t>
+        </w:r>
+      </w:hyperlink>
+      <w:r>
+        <w:rPr>
+          <w:lang w:val="pt_PT" w:bidi="pt_PT"/>
+        </w:rPr>
+        <w:t>) sobreviveria. O local sagrado, Monte Sião, seria restaurado. Os edomitas cairiam sob o controle do remanescente de Israel. Como um fogo, Israel consumiria os restos de Edom (</w:t>
+      </w:r>
+      <w:hyperlink r:id="rId114">
+        <w:r>
+          <w:rPr>
+            <w:lang w:val="pt_PT" w:bidi="pt_PT"/>
+          </w:rPr>
+          <w:rPr>
+            <w:color w:val="0000EE"/>
+            <w:u w:val="single"/>
+          </w:rPr>
+          <w:t>Ob 1.18</w:t>
+        </w:r>
+      </w:hyperlink>
+      <w:r>
+        <w:rPr>
+          <w:lang w:val="pt_PT" w:bidi="pt_PT"/>
+        </w:rPr>
+        <w:t>) e recuperaria territórios perdidos (</w:t>
+      </w:r>
+      <w:hyperlink r:id="rId115">
+        <w:r>
+          <w:rPr>
+            <w:lang w:val="pt_PT" w:bidi="pt_PT"/>
+          </w:rPr>
+          <w:rPr>
+            <w:color w:val="0000EE"/>
+            <w:u w:val="single"/>
+          </w:rPr>
+          <w:t>Ob 1.19–20</w:t>
+        </w:r>
+      </w:hyperlink>
+      <w:r>
+        <w:rPr>
+          <w:lang w:val="pt_PT" w:bidi="pt_PT"/>
+        </w:rPr>
+        <w:t>).</w:t>
+      </w:r>
+    </w:p>
+    <w:p>
+      <w:pPr>
+        <w:pStyle w:val="Heading3"/>
+      </w:pPr>
+      <w:r>
+        <w:rPr>
+          <w:lang w:val="pt_PT" w:bidi="pt_PT"/>
+        </w:rPr>
+        <w:t>Significado teológico</w:t>
+      </w:r>
+    </w:p>
+    <w:p>
+      <w:pPr/>
+      <w:r>
+        <w:rPr>
+          <w:lang w:val="pt_PT" w:bidi="pt_PT"/>
+        </w:rPr>
+      </w:r>
+      <w:r>
+        <w:rPr>
+          <w:lang w:val="pt_PT" w:bidi="pt_PT"/>
+        </w:rPr>
+        <w:t>A profecia destaca o controle de Deus durante a perda de poder de Judá. Deus molda eventos no passado e no presente. No futuro, ele julgará os inimigos de Israel. Sião se tornará a orgulhosa capital de uma nação gloriosa, livre da influência pagã para sempre.</w:t>
+      </w:r>
+    </w:p>
+    <w:p>
+      <w:pPr/>
+      <w:r>
+        <w:rPr>
+          <w:lang w:val="pt_PT" w:bidi="pt_PT"/>
+        </w:rPr>
+      </w:r>
+      <w:r>
+        <w:rPr>
+          <w:i/>
+          <w:lang w:val="pt_PT" w:bidi="pt_PT"/>
+        </w:rPr>
+        <w:t>Veja também</w:t>
+      </w:r>
+      <w:r>
+        <w:rPr>
+          <w:lang w:val="pt_PT" w:bidi="pt_PT"/>
+        </w:rPr>
+        <w:t xml:space="preserve"> </w:t>
+      </w:r>
+      <w:r>
+        <w:rPr>
+          <w:lang w:val="pt_PT" w:bidi="pt_PT"/>
+        </w:rPr>
+        <w:t>Israel, História de</w:t>
+      </w:r>
+      <w:r>
+        <w:rPr>
+          <w:lang w:val="pt_PT" w:bidi="pt_PT"/>
+        </w:rPr>
+        <w:t xml:space="preserve">; </w:t>
+      </w:r>
+      <w:r>
+        <w:rPr>
+          <w:lang w:val="pt_PT" w:bidi="pt_PT"/>
+        </w:rPr>
+        <w:t>Profecia</w:t>
+      </w:r>
+      <w:r>
+        <w:rPr>
+          <w:lang w:val="pt_PT" w:bidi="pt_PT"/>
+        </w:rPr>
+        <w:t xml:space="preserve">; </w:t>
+      </w:r>
+      <w:r>
+        <w:rPr>
+          <w:lang w:val="pt_PT" w:bidi="pt_PT"/>
+        </w:rPr>
+        <w:t>Profeta, Profetisa</w:t>
+      </w:r>
+      <w:r>
+        <w:rPr>
+          <w:lang w:val="pt_PT" w:bidi="pt_PT"/>
+        </w:rPr>
+        <w:t>.</w:t>
+      </w:r>
+      <w:r>
+        <w:rPr>
+          <w:lang w:val="pt_PT" w:bidi="pt_PT"/>
+        </w:rPr>
+      </w:r>
+      <w:r>
+        <w:rPr>
+          <w:lang w:val="pt_PT" w:bidi="pt_PT"/>
+        </w:rPr>
+      </w:r>
+    </w:p>
+    <w:p>
+      <w:pPr/>
+      <w:r>
+        <w:rPr>
+          <w:lang w:val="pt_PT" w:bidi="pt_PT"/>
+        </w:rPr>
+      </w:r>
+    </w:p>
+    <w:p>
+      <w:pPr>
+        <w:pStyle w:val="Heading2"/>
+      </w:pPr>
+      <w:r>
+        <w:rPr>
+          <w:lang w:val="pt_PT" w:bidi="pt_PT"/>
+        </w:rPr>
         <w:t>Obadias (Pessoa)</w:t>
       </w:r>
       <w:r>
@@ -3355,7 +4010,7 @@
         </w:rPr>
         <w:t>Casa do governador de Acabe (</w:t>
       </w:r>
-      <w:hyperlink r:id="rId100">
+      <w:hyperlink r:id="rId116">
         <w:r>
           <w:rPr>
             <w:lang w:val="pt_PT" w:bidi="pt_PT"/>
@@ -3373,7 +4028,7 @@
         </w:rPr>
         <w:t xml:space="preserve">). Obadias era um oficial importante que gerenciava a casa do rei Acabe. Elias o encontrou após uma longa seca e pediu-lhe que trouxesse Acabe até ele. Tanto Acabe quanto Obadias estavam procurando por água e pasto (versículo </w:t>
       </w:r>
-      <w:hyperlink r:id="rId101">
+      <w:hyperlink r:id="rId117">
         <w:r>
           <w:rPr>
             <w:lang w:val="pt_PT" w:bidi="pt_PT"/>
@@ -3409,7 +4064,7 @@
         </w:rPr>
         <w:t>Um descendente do rei Davi (</w:t>
       </w:r>
-      <w:hyperlink r:id="rId102">
+      <w:hyperlink r:id="rId118">
         <w:r>
           <w:rPr>
             <w:lang w:val="pt_PT" w:bidi="pt_PT"/>
@@ -3445,7 +4100,7 @@
         </w:rPr>
         <w:t>Um descendente de Izraías da tribo de Issacar (</w:t>
       </w:r>
-      <w:hyperlink r:id="rId103">
+      <w:hyperlink r:id="rId119">
         <w:r>
           <w:rPr>
             <w:lang w:val="pt_PT" w:bidi="pt_PT"/>
@@ -3481,7 +4136,7 @@
         </w:rPr>
         <w:t>Filho de Azel e descendente do rei Saul da tribo de Benjamim (</w:t>
       </w:r>
-      <w:hyperlink r:id="rId104">
+      <w:hyperlink r:id="rId120">
         <w:r>
           <w:rPr>
             <w:lang w:val="pt_PT" w:bidi="pt_PT"/>
@@ -3499,7 +4154,7 @@
         </w:rPr>
         <w:t xml:space="preserve">; </w:t>
       </w:r>
-      <w:hyperlink r:id="rId105">
+      <w:hyperlink r:id="rId121">
         <w:r>
           <w:rPr>
             <w:lang w:val="pt_PT" w:bidi="pt_PT"/>
@@ -3535,7 +4190,7 @@
         </w:rPr>
         <w:t>Filho de Semaías, que estava entre os primeiros levitas a retornar do exílio para Jerusalém. Ele morava em uma das aldeias dos netofatitas (</w:t>
       </w:r>
-      <w:hyperlink r:id="rId106">
+      <w:hyperlink r:id="rId122">
         <w:r>
           <w:rPr>
             <w:lang w:val="pt_PT" w:bidi="pt_PT"/>
@@ -3553,7 +4208,7 @@
         </w:rPr>
         <w:t xml:space="preserve">). Ele é chamado de Abda em </w:t>
       </w:r>
-      <w:hyperlink r:id="rId107">
+      <w:hyperlink r:id="rId123">
         <w:r>
           <w:rPr>
             <w:lang w:val="pt_PT" w:bidi="pt_PT"/>
@@ -3614,7 +4269,7 @@
         </w:rPr>
         <w:t>Um gadita que se juntou a Davi em seu refúgio no deserto. Ele era um guerreiro forte, habilidoso tanto com escudo quanto com lança. Ele também era muito rápido (</w:t>
       </w:r>
-      <w:hyperlink r:id="rId108">
+      <w:hyperlink r:id="rId124">
         <w:r>
           <w:rPr>
             <w:lang w:val="pt_PT" w:bidi="pt_PT"/>
@@ -3650,7 +4305,7 @@
         </w:rPr>
         <w:t>O pai de Ismaías, comandante do exército de Zebulom (</w:t>
       </w:r>
-      <w:hyperlink r:id="rId109">
+      <w:hyperlink r:id="rId125">
         <w:r>
           <w:rPr>
             <w:lang w:val="pt_PT" w:bidi="pt_PT"/>
@@ -3686,7 +4341,7 @@
         </w:rPr>
         <w:t>Príncipe de Judá durante o reinado do rei Josafá (</w:t>
       </w:r>
-      <w:hyperlink r:id="rId110">
+      <w:hyperlink r:id="rId126">
         <w:r>
           <w:rPr>
             <w:lang w:val="pt_PT" w:bidi="pt_PT"/>
@@ -3722,7 +4377,7 @@
         </w:rPr>
         <w:t>Um supervisor levita durante o reinado do rei Josias (</w:t>
       </w:r>
-      <w:hyperlink r:id="rId111">
+      <w:hyperlink r:id="rId127">
         <w:r>
           <w:rPr>
             <w:lang w:val="pt_PT" w:bidi="pt_PT"/>
@@ -3758,7 +4413,7 @@
         </w:rPr>
         <w:t>Filho de Jeiel (</w:t>
       </w:r>
-      <w:hyperlink r:id="rId112">
+      <w:hyperlink r:id="rId128">
         <w:r>
           <w:rPr>
             <w:lang w:val="pt_PT" w:bidi="pt_PT"/>
@@ -3794,7 +4449,7 @@
         </w:rPr>
         <w:t>Um sacerdote que assinou a aliança de Esdras (</w:t>
       </w:r>
-      <w:hyperlink r:id="rId113">
+      <w:hyperlink r:id="rId129">
         <w:r>
           <w:rPr>
             <w:lang w:val="pt_PT" w:bidi="pt_PT"/>
@@ -3830,7 +4485,7 @@
         </w:rPr>
         <w:t>Um porteiro e levita que supervisionava os armazéns junto aos portões durante o tempo de Joaquim, filho de Jesua (</w:t>
       </w:r>
-      <w:hyperlink r:id="rId114">
+      <w:hyperlink r:id="rId130">
         <w:r>
           <w:rPr>
             <w:lang w:val="pt_PT" w:bidi="pt_PT"/>
@@ -3866,7 +4521,7 @@
         </w:rPr>
         <w:t>Um profeta que transmitiu uma mensagem de Deus contra Edom. Os edomitas celebraram quando Babilônia derrotou Jerusalém em 597 a.C. Obadias descreveu o comportamento dos edomitas em sua profecia (</w:t>
       </w:r>
-      <w:hyperlink r:id="rId115">
+      <w:hyperlink r:id="rId131">
         <w:r>
           <w:rPr>
             <w:lang w:val="pt_PT" w:bidi="pt_PT"/>
@@ -3884,7 +4539,7 @@
         </w:rPr>
         <w:t xml:space="preserve">). A profecia de Obadias é o livro mais curto do Antigo Testamento. Ela previu o julgamento de Deus sobre Edom (versículos </w:t>
       </w:r>
-      <w:hyperlink r:id="rId116">
+      <w:hyperlink r:id="rId132">
         <w:r>
           <w:rPr>
             <w:lang w:val="pt_PT" w:bidi="pt_PT"/>
@@ -3902,7 +4557,7 @@
         </w:rPr>
         <w:t xml:space="preserve">, </w:t>
       </w:r>
-      <w:hyperlink r:id="rId117">
+      <w:hyperlink r:id="rId133">
         <w:r>
           <w:rPr>
             <w:lang w:val="pt_PT" w:bidi="pt_PT"/>
@@ -3946,661 +4601,6 @@
           <w:lang w:val="pt_PT" w:bidi="pt_PT"/>
         </w:rPr>
         <w:t>Obadias, Livro de</w:t>
-      </w:r>
-      <w:r>
-        <w:rPr>
-          <w:lang w:val="pt_PT" w:bidi="pt_PT"/>
-        </w:rPr>
-        <w:t xml:space="preserve">; </w:t>
-      </w:r>
-      <w:r>
-        <w:rPr>
-          <w:lang w:val="pt_PT" w:bidi="pt_PT"/>
-        </w:rPr>
-        <w:t>Profeta, Profetisa</w:t>
-      </w:r>
-      <w:r>
-        <w:rPr>
-          <w:lang w:val="pt_PT" w:bidi="pt_PT"/>
-        </w:rPr>
-        <w:t>.</w:t>
-      </w:r>
-      <w:r>
-        <w:rPr>
-          <w:lang w:val="pt_PT" w:bidi="pt_PT"/>
-        </w:rPr>
-      </w:r>
-      <w:r>
-        <w:rPr>
-          <w:lang w:val="pt_PT" w:bidi="pt_PT"/>
-        </w:rPr>
-      </w:r>
-    </w:p>
-    <w:p>
-      <w:pPr/>
-      <w:r>
-        <w:rPr>
-          <w:lang w:val="pt_PT" w:bidi="pt_PT"/>
-        </w:rPr>
-      </w:r>
-    </w:p>
-    <w:p>
-      <w:pPr>
-        <w:pStyle w:val="Heading2"/>
-      </w:pPr>
-      <w:r>
-        <w:rPr>
-          <w:lang w:val="pt_PT" w:bidi="pt_PT"/>
-        </w:rPr>
-        <w:t>Obadias, Livro de</w:t>
-      </w:r>
-      <w:r>
-        <w:rPr>
-          <w:lang w:val="pt_PT" w:bidi="pt_PT"/>
-        </w:rPr>
-      </w:r>
-    </w:p>
-    <w:p>
-      <w:pPr/>
-      <w:r>
-        <w:rPr>
-          <w:lang w:val="pt_PT" w:bidi="pt_PT"/>
-        </w:rPr>
-      </w:r>
-      <w:r>
-        <w:rPr>
-          <w:lang w:val="pt_PT" w:bidi="pt_PT"/>
-        </w:rPr>
-        <w:t>O quarto livro dos profetas menores é o mais curto do Antigo Testamento.</w:t>
-      </w:r>
-    </w:p>
-    <w:p>
-      <w:pPr/>
-      <w:r>
-        <w:rPr>
-          <w:lang w:val="pt_PT" w:bidi="pt_PT"/>
-        </w:rPr>
-      </w:r>
-      <w:r>
-        <w:rPr>
-          <w:lang w:val="pt_PT" w:bidi="pt_PT"/>
-        </w:rPr>
-        <w:t>Resumo</w:t>
-      </w:r>
-    </w:p>
-    <w:p>
-      <w:pPr/>
-      <w:r>
-        <w:rPr>
-          <w:lang w:val="pt_PT" w:bidi="pt_PT"/>
-        </w:rPr>
-      </w:r>
-      <w:r>
-        <w:rPr>
-          <w:lang w:val="pt_PT" w:bidi="pt_PT"/>
-        </w:rPr>
-        <w:t>• Autor</w:t>
-      </w:r>
-    </w:p>
-    <w:p>
-      <w:pPr/>
-      <w:r>
-        <w:rPr>
-          <w:lang w:val="pt_PT" w:bidi="pt_PT"/>
-        </w:rPr>
-      </w:r>
-      <w:r>
-        <w:rPr>
-          <w:lang w:val="pt_PT" w:bidi="pt_PT"/>
-        </w:rPr>
-        <w:t>• Contexto</w:t>
-      </w:r>
-    </w:p>
-    <w:p>
-      <w:pPr/>
-      <w:r>
-        <w:rPr>
-          <w:lang w:val="pt_PT" w:bidi="pt_PT"/>
-        </w:rPr>
-      </w:r>
-      <w:r>
-        <w:rPr>
-          <w:lang w:val="pt_PT" w:bidi="pt_PT"/>
-        </w:rPr>
-        <w:t>• Conteúdo</w:t>
-      </w:r>
-    </w:p>
-    <w:p>
-      <w:pPr/>
-      <w:r>
-        <w:rPr>
-          <w:lang w:val="pt_PT" w:bidi="pt_PT"/>
-        </w:rPr>
-      </w:r>
-      <w:r>
-        <w:rPr>
-          <w:lang w:val="pt_PT" w:bidi="pt_PT"/>
-        </w:rPr>
-        <w:t>• Significado teológico</w:t>
-      </w:r>
-    </w:p>
-    <w:p>
-      <w:pPr>
-        <w:pStyle w:val="Heading3"/>
-      </w:pPr>
-      <w:r>
-        <w:rPr>
-          <w:lang w:val="pt_PT" w:bidi="pt_PT"/>
-        </w:rPr>
-        <w:t>Autor</w:t>
-      </w:r>
-    </w:p>
-    <w:p>
-      <w:pPr/>
-      <w:r>
-        <w:rPr>
-          <w:lang w:val="pt_PT" w:bidi="pt_PT"/>
-        </w:rPr>
-      </w:r>
-      <w:r>
-        <w:rPr>
-          <w:lang w:val="pt_PT" w:bidi="pt_PT"/>
-        </w:rPr>
-        <w:t>Não sabemos muita coisa sobre Obadias, o profeta. A introdução no livro (</w:t>
-      </w:r>
-      <w:hyperlink r:id="rId118">
-        <w:r>
-          <w:rPr>
-            <w:lang w:val="pt_PT" w:bidi="pt_PT"/>
-          </w:rPr>
-          <w:rPr>
-            <w:color w:val="0000EE"/>
-            <w:u w:val="single"/>
-          </w:rPr>
-          <w:t>Ob 1.1</w:t>
-        </w:r>
-      </w:hyperlink>
-      <w:r>
-        <w:rPr>
-          <w:lang w:val="pt_PT" w:bidi="pt_PT"/>
-        </w:rPr>
-        <w:t>) não menciona o nome de seu pai ou de onde ele é.</w:t>
-      </w:r>
-    </w:p>
-    <w:p>
-      <w:pPr>
-        <w:pStyle w:val="Heading3"/>
-      </w:pPr>
-      <w:r>
-        <w:rPr>
-          <w:lang w:val="pt_PT" w:bidi="pt_PT"/>
-        </w:rPr>
-        <w:t>Contexto</w:t>
-      </w:r>
-    </w:p>
-    <w:p>
-      <w:pPr/>
-      <w:r>
-        <w:rPr>
-          <w:lang w:val="pt_PT" w:bidi="pt_PT"/>
-        </w:rPr>
-      </w:r>
-      <w:r>
-        <w:rPr>
-          <w:lang w:val="pt_PT" w:bidi="pt_PT"/>
-        </w:rPr>
-        <w:t>Obadias provavelmente era de Judá, pois demonstra profunda preocupação com os edomitas invadindo sua terra durante a destruição de Judá (</w:t>
-      </w:r>
-      <w:hyperlink r:id="rId119">
-        <w:r>
-          <w:rPr>
-            <w:lang w:val="pt_PT" w:bidi="pt_PT"/>
-          </w:rPr>
-          <w:rPr>
-            <w:color w:val="0000EE"/>
-            <w:u w:val="single"/>
-          </w:rPr>
-          <w:t>Ob 1.12</w:t>
-        </w:r>
-      </w:hyperlink>
-      <w:r>
-        <w:rPr>
-          <w:lang w:val="pt_PT" w:bidi="pt_PT"/>
-        </w:rPr>
-        <w:t>). Ele provavelmente teve sua visão sobre Edom (</w:t>
-      </w:r>
-      <w:hyperlink r:id="rId118">
-        <w:r>
-          <w:rPr>
-            <w:lang w:val="pt_PT" w:bidi="pt_PT"/>
-          </w:rPr>
-          <w:rPr>
-            <w:color w:val="0000EE"/>
-            <w:u w:val="single"/>
-          </w:rPr>
-          <w:t>Ob 1.1</w:t>
-        </w:r>
-      </w:hyperlink>
-      <w:r>
-        <w:rPr>
-          <w:lang w:val="pt_PT" w:bidi="pt_PT"/>
-        </w:rPr>
-        <w:t>) pouco antes de Jerusalém cair e Nabucodonosor devastar Judá em 586 a.C. Embora não haja evidências certas, Nabucodonosor pode ter invadido Edom em 582 a.C. O rei babilônico Nabonido permaneceu em Teima por vários anos, e a cidade de Tell el Kheleifeh, perto do Golfo de Acaba, prosperou no início do século. No entanto, Edom declinou no século VI a.C. devido à interferência de parceiros comerciais na Arábia e no sul, como Teima e Dedã.</w:t>
-      </w:r>
-    </w:p>
-    <w:p>
-      <w:pPr>
-        <w:pStyle w:val="Heading3"/>
-      </w:pPr>
-      <w:r>
-        <w:rPr>
-          <w:lang w:val="pt_PT" w:bidi="pt_PT"/>
-        </w:rPr>
-        <w:t>Conteúdo</w:t>
-      </w:r>
-    </w:p>
-    <w:p>
-      <w:pPr/>
-      <w:r>
-        <w:rPr>
-          <w:lang w:val="pt_PT" w:bidi="pt_PT"/>
-        </w:rPr>
-      </w:r>
-      <w:r>
-        <w:rPr>
-          <w:lang w:val="pt_PT" w:bidi="pt_PT"/>
-        </w:rPr>
-        <w:t>O profeta anuncia a queda de Edom (</w:t>
-      </w:r>
-      <w:hyperlink r:id="rId120">
-        <w:r>
-          <w:rPr>
-            <w:lang w:val="pt_PT" w:bidi="pt_PT"/>
-          </w:rPr>
-          <w:rPr>
-            <w:color w:val="0000EE"/>
-            <w:u w:val="single"/>
-          </w:rPr>
-          <w:t>Ob 1.1–4</w:t>
-        </w:r>
-      </w:hyperlink>
-      <w:r>
-        <w:rPr>
-          <w:lang w:val="pt_PT" w:bidi="pt_PT"/>
-        </w:rPr>
-        <w:t>). Um grupo de tribos árabes próximas planejou atacar Edom, o que fortaleceu sua mensagem (</w:t>
-      </w:r>
-      <w:hyperlink r:id="rId118">
-        <w:r>
-          <w:rPr>
-            <w:lang w:val="pt_PT" w:bidi="pt_PT"/>
-          </w:rPr>
-          <w:rPr>
-            <w:color w:val="0000EE"/>
-            <w:u w:val="single"/>
-          </w:rPr>
-          <w:t>Ob 1.1</w:t>
-        </w:r>
-      </w:hyperlink>
-      <w:r>
-        <w:rPr>
-          <w:lang w:val="pt_PT" w:bidi="pt_PT"/>
-        </w:rPr>
-        <w:t>). Essas tribos não perceberam que seu ataque a Edom fazia parte de um plano divino.</w:t>
-      </w:r>
-    </w:p>
-    <w:p>
-      <w:pPr/>
-      <w:r>
-        <w:rPr>
-          <w:lang w:val="pt_PT" w:bidi="pt_PT"/>
-        </w:rPr>
-      </w:r>
-      <w:r>
-        <w:rPr>
-          <w:lang w:val="pt_PT" w:bidi="pt_PT"/>
-        </w:rPr>
-        <w:t>A destruição de Edom é anunciada (</w:t>
-      </w:r>
-      <w:hyperlink r:id="rId121">
-        <w:r>
-          <w:rPr>
-            <w:lang w:val="pt_PT" w:bidi="pt_PT"/>
-          </w:rPr>
-          <w:rPr>
-            <w:color w:val="0000EE"/>
-            <w:u w:val="single"/>
-          </w:rPr>
-          <w:t>Ob 1.2–9</w:t>
-        </w:r>
-      </w:hyperlink>
-      <w:r>
-        <w:rPr>
-          <w:lang w:val="pt_PT" w:bidi="pt_PT"/>
-        </w:rPr>
-        <w:t>) e sua queda é descrita (</w:t>
-      </w:r>
-      <w:hyperlink r:id="rId122">
-        <w:r>
-          <w:rPr>
-            <w:lang w:val="pt_PT" w:bidi="pt_PT"/>
-          </w:rPr>
-          <w:rPr>
-            <w:color w:val="0000EE"/>
-            <w:u w:val="single"/>
-          </w:rPr>
-          <w:t>Ob 1.2–4</w:t>
-        </w:r>
-      </w:hyperlink>
-      <w:r>
-        <w:rPr>
-          <w:lang w:val="pt_PT" w:bidi="pt_PT"/>
-        </w:rPr>
-        <w:t>). Edom, que parecia forte e segura em sua fortaleza rochosa na montanha (</w:t>
-      </w:r>
-      <w:hyperlink r:id="rId123">
-        <w:r>
-          <w:rPr>
-            <w:lang w:val="pt_PT" w:bidi="pt_PT"/>
-          </w:rPr>
-          <w:rPr>
-            <w:color w:val="0000EE"/>
-            <w:u w:val="single"/>
-          </w:rPr>
-          <w:t>Ob 1.3</w:t>
-        </w:r>
-      </w:hyperlink>
-      <w:r>
-        <w:rPr>
-          <w:lang w:val="pt_PT" w:bidi="pt_PT"/>
-        </w:rPr>
-        <w:t>), seria humilhada (</w:t>
-      </w:r>
-      <w:hyperlink r:id="rId124">
-        <w:r>
-          <w:rPr>
-            <w:lang w:val="pt_PT" w:bidi="pt_PT"/>
-          </w:rPr>
-          <w:rPr>
-            <w:color w:val="0000EE"/>
-            <w:u w:val="single"/>
-          </w:rPr>
-          <w:t>1.4</w:t>
-        </w:r>
-      </w:hyperlink>
-      <w:r>
-        <w:rPr>
-          <w:lang w:val="pt_PT" w:bidi="pt_PT"/>
-        </w:rPr>
-        <w:t>). A derrota de Edom seria total (</w:t>
-      </w:r>
-      <w:hyperlink r:id="rId125">
-        <w:r>
-          <w:rPr>
-            <w:lang w:val="pt_PT" w:bidi="pt_PT"/>
-          </w:rPr>
-          <w:rPr>
-            <w:color w:val="0000EE"/>
-            <w:u w:val="single"/>
-          </w:rPr>
-          <w:t>Ob 1.5–6</w:t>
-        </w:r>
-      </w:hyperlink>
-      <w:r>
-        <w:rPr>
-          <w:lang w:val="pt_PT" w:bidi="pt_PT"/>
-        </w:rPr>
-        <w:t>). Assim como ladrões e saqueadores atacam à noite, Edom seria despojada, com suas casas e vinhedos saqueados. Edom não receberia misericórdia, ao contrário de quando ladrões às vezes poupam uma casa. Até mesmo aliados trairiam Edom (</w:t>
-      </w:r>
-      <w:hyperlink r:id="rId126">
-        <w:r>
-          <w:rPr>
-            <w:lang w:val="pt_PT" w:bidi="pt_PT"/>
-          </w:rPr>
-          <w:rPr>
-            <w:color w:val="0000EE"/>
-            <w:u w:val="single"/>
-          </w:rPr>
-          <w:t>Ob 1.7</w:t>
-        </w:r>
-      </w:hyperlink>
-      <w:r>
-        <w:rPr>
-          <w:lang w:val="pt_PT" w:bidi="pt_PT"/>
-        </w:rPr>
-        <w:t>), parceiros enganariam, e convidados armariam ciladas. Pegos de surpresa, Edom se tornaria uma presa fácil. No dia da ruína de Edom, os sábios pereceriam (</w:t>
-      </w:r>
-      <w:hyperlink r:id="rId127">
-        <w:r>
-          <w:rPr>
-            <w:lang w:val="pt_PT" w:bidi="pt_PT"/>
-          </w:rPr>
-          <w:rPr>
-            <w:color w:val="0000EE"/>
-            <w:u w:val="single"/>
-          </w:rPr>
-          <w:t>Ob 1.8</w:t>
-        </w:r>
-      </w:hyperlink>
-      <w:r>
-        <w:rPr>
-          <w:lang w:val="pt_PT" w:bidi="pt_PT"/>
-        </w:rPr>
-        <w:t>) e os soldados seriam desmoralizados e mortos (</w:t>
-      </w:r>
-      <w:hyperlink r:id="rId128">
-        <w:r>
-          <w:rPr>
-            <w:lang w:val="pt_PT" w:bidi="pt_PT"/>
-          </w:rPr>
-          <w:rPr>
-            <w:color w:val="0000EE"/>
-            <w:u w:val="single"/>
-          </w:rPr>
-          <w:t>Ob 1.9</w:t>
-        </w:r>
-      </w:hyperlink>
-      <w:r>
-        <w:rPr>
-          <w:lang w:val="pt_PT" w:bidi="pt_PT"/>
-        </w:rPr>
-        <w:t>).</w:t>
-      </w:r>
-    </w:p>
-    <w:p>
-      <w:pPr/>
-      <w:r>
-        <w:rPr>
-          <w:lang w:val="pt_PT" w:bidi="pt_PT"/>
-        </w:rPr>
-      </w:r>
-      <w:r>
-        <w:rPr>
-          <w:lang w:val="pt_PT" w:bidi="pt_PT"/>
-        </w:rPr>
-        <w:t xml:space="preserve">Os erros de Edom são detalhados em </w:t>
-      </w:r>
-      <w:hyperlink r:id="rId129">
-        <w:r>
-          <w:rPr>
-            <w:lang w:val="pt_PT" w:bidi="pt_PT"/>
-          </w:rPr>
-          <w:rPr>
-            <w:color w:val="0000EE"/>
-            <w:u w:val="single"/>
-          </w:rPr>
-          <w:t>Obadias 1.10–15</w:t>
-        </w:r>
-      </w:hyperlink>
-      <w:r>
-        <w:rPr>
-          <w:lang w:val="pt_PT" w:bidi="pt_PT"/>
-        </w:rPr>
-        <w:t>. Edom mostrou hostilidade em relação a Judá quando os babilônios atacaram. Em vez de ajudar, Edom manteve-se distante e agiu como um inimigo. Pior, Edom celebrou a desgraça de Judá, zombou do povo e tomou suas propriedades. Edom colaborou com a Babilônia, bloqueando os refugiados de Judá de escaparem e entregando-os aos inimigos. Essas ações trariam consequências para Edom.</w:t>
-      </w:r>
-    </w:p>
-    <w:p>
-      <w:pPr/>
-      <w:r>
-        <w:rPr>
-          <w:lang w:val="pt_PT" w:bidi="pt_PT"/>
-        </w:rPr>
-      </w:r>
-      <w:r>
-        <w:rPr>
-          <w:lang w:val="pt_PT" w:bidi="pt_PT"/>
-        </w:rPr>
-        <w:t>No Dia do Senhor (</w:t>
-      </w:r>
-      <w:hyperlink r:id="rId130">
-        <w:r>
-          <w:rPr>
-            <w:lang w:val="pt_PT" w:bidi="pt_PT"/>
-          </w:rPr>
-          <w:rPr>
-            <w:color w:val="0000EE"/>
-            <w:u w:val="single"/>
-          </w:rPr>
-          <w:t>Ob 1.15–21</w:t>
-        </w:r>
-      </w:hyperlink>
-      <w:r>
-        <w:rPr>
-          <w:lang w:val="pt_PT" w:bidi="pt_PT"/>
-        </w:rPr>
-        <w:t>), o culpado Edom enfrentaria o julgamento de Deus junto com todas as nações. Após o desastre que Jerusalém enfrentou em 586 a.C., outro dia viria. Esse dia traria justiça e julgamento a favor de Israel.</w:t>
-      </w:r>
-    </w:p>
-    <w:p>
-      <w:pPr/>
-      <w:r>
-        <w:rPr>
-          <w:lang w:val="pt_PT" w:bidi="pt_PT"/>
-        </w:rPr>
-      </w:r>
-      <w:r>
-        <w:rPr>
-          <w:lang w:val="pt_PT" w:bidi="pt_PT"/>
-        </w:rPr>
-        <w:t>Em uma nota positiva, o remanescente de Judá (</w:t>
-      </w:r>
-      <w:hyperlink r:id="rId131">
-        <w:r>
-          <w:rPr>
-            <w:lang w:val="pt_PT" w:bidi="pt_PT"/>
-          </w:rPr>
-          <w:rPr>
-            <w:color w:val="0000EE"/>
-            <w:u w:val="single"/>
-          </w:rPr>
-          <w:t>Ob 1.17,21</w:t>
-        </w:r>
-      </w:hyperlink>
-      <w:r>
-        <w:rPr>
-          <w:lang w:val="pt_PT" w:bidi="pt_PT"/>
-        </w:rPr>
-        <w:t>) sobreviveria. O local sagrado, Monte Sião, seria restaurado. Os edomitas cairiam sob o controle do remanescente de Israel. Como um fogo, Israel consumiria os restos de Edom (</w:t>
-      </w:r>
-      <w:hyperlink r:id="rId132">
-        <w:r>
-          <w:rPr>
-            <w:lang w:val="pt_PT" w:bidi="pt_PT"/>
-          </w:rPr>
-          <w:rPr>
-            <w:color w:val="0000EE"/>
-            <w:u w:val="single"/>
-          </w:rPr>
-          <w:t>Ob 1.18</w:t>
-        </w:r>
-      </w:hyperlink>
-      <w:r>
-        <w:rPr>
-          <w:lang w:val="pt_PT" w:bidi="pt_PT"/>
-        </w:rPr>
-        <w:t>) e recuperaria territórios perdidos (</w:t>
-      </w:r>
-      <w:hyperlink r:id="rId133">
-        <w:r>
-          <w:rPr>
-            <w:lang w:val="pt_PT" w:bidi="pt_PT"/>
-          </w:rPr>
-          <w:rPr>
-            <w:color w:val="0000EE"/>
-            <w:u w:val="single"/>
-          </w:rPr>
-          <w:t>Ob 1.19–20</w:t>
-        </w:r>
-      </w:hyperlink>
-      <w:r>
-        <w:rPr>
-          <w:lang w:val="pt_PT" w:bidi="pt_PT"/>
-        </w:rPr>
-        <w:t>).</w:t>
-      </w:r>
-    </w:p>
-    <w:p>
-      <w:pPr>
-        <w:pStyle w:val="Heading3"/>
-      </w:pPr>
-      <w:r>
-        <w:rPr>
-          <w:lang w:val="pt_PT" w:bidi="pt_PT"/>
-        </w:rPr>
-        <w:t>Significado teológico</w:t>
-      </w:r>
-    </w:p>
-    <w:p>
-      <w:pPr/>
-      <w:r>
-        <w:rPr>
-          <w:lang w:val="pt_PT" w:bidi="pt_PT"/>
-        </w:rPr>
-      </w:r>
-      <w:r>
-        <w:rPr>
-          <w:lang w:val="pt_PT" w:bidi="pt_PT"/>
-        </w:rPr>
-        <w:t>A profecia destaca o controle de Deus durante a perda de poder de Judá. Deus molda eventos no passado e no presente. No futuro, ele julgará os inimigos de Israel. Sião se tornará a orgulhosa capital de uma nação gloriosa, livre da influência pagã para sempre.</w:t>
-      </w:r>
-    </w:p>
-    <w:p>
-      <w:pPr/>
-      <w:r>
-        <w:rPr>
-          <w:lang w:val="pt_PT" w:bidi="pt_PT"/>
-        </w:rPr>
-      </w:r>
-      <w:r>
-        <w:rPr>
-          <w:i/>
-          <w:lang w:val="pt_PT" w:bidi="pt_PT"/>
-        </w:rPr>
-        <w:t>Veja também</w:t>
-      </w:r>
-      <w:r>
-        <w:rPr>
-          <w:lang w:val="pt_PT" w:bidi="pt_PT"/>
-        </w:rPr>
-        <w:t xml:space="preserve"> </w:t>
-      </w:r>
-      <w:r>
-        <w:rPr>
-          <w:lang w:val="pt_PT" w:bidi="pt_PT"/>
-        </w:rPr>
-        <w:t>Israel, História de</w:t>
-      </w:r>
-      <w:r>
-        <w:rPr>
-          <w:lang w:val="pt_PT" w:bidi="pt_PT"/>
-        </w:rPr>
-        <w:t xml:space="preserve">; </w:t>
-      </w:r>
-      <w:r>
-        <w:rPr>
-          <w:lang w:val="pt_PT" w:bidi="pt_PT"/>
-        </w:rPr>
-        <w:t>Profecia</w:t>
       </w:r>
       <w:r>
         <w:rPr>
@@ -30067,141 +30067,6 @@
         <w:rPr>
           <w:lang w:val="pt_PT" w:bidi="pt_PT"/>
         </w:rPr>
-        <w:t>Oseias (Pessoa)</w:t>
-      </w:r>
-      <w:r>
-        <w:rPr>
-          <w:lang w:val="pt_PT" w:bidi="pt_PT"/>
-        </w:rPr>
-      </w:r>
-    </w:p>
-    <w:p>
-      <w:pPr/>
-      <w:r>
-        <w:rPr>
-          <w:lang w:val="pt_PT" w:bidi="pt_PT"/>
-        </w:rPr>
-      </w:r>
-      <w:r>
-        <w:rPr>
-          <w:lang w:val="pt_PT" w:bidi="pt_PT"/>
-        </w:rPr>
-        <w:t>Profeta do antigo Israel cuja esfera de atividade era o reino do norte. Pouco se sabe sobre ele além do livro profético que leva seu nome. Seu ministério profético é melhor situado no terceiro quarto do oitavo século a.C. Seu nome significa "ajuda" ou "auxiliador", e é baseado na palavra hebraica para salvação.</w:t>
-      </w:r>
-    </w:p>
-    <w:p>
-      <w:pPr/>
-      <w:r>
-        <w:rPr>
-          <w:lang w:val="pt_PT" w:bidi="pt_PT"/>
-        </w:rPr>
-      </w:r>
-      <w:r>
-        <w:rPr>
-          <w:lang w:val="pt_PT" w:bidi="pt_PT"/>
-        </w:rPr>
-        <w:t>A evidência para situar Oseias no reino do norte é basicamente interna. O livro se concentra principalmente nas tribos do norte, que ele frequentemente identifica como "Efraim", uma denominação comum para o reino do norte. Além disso, o dialeto do hebraico em que o livro foi escrito parece ter características do norte.</w:t>
-      </w:r>
-    </w:p>
-    <w:p>
-      <w:pPr/>
-      <w:r>
-        <w:rPr>
-          <w:lang w:val="pt_PT" w:bidi="pt_PT"/>
-        </w:rPr>
-      </w:r>
-      <w:r>
-        <w:rPr>
-          <w:lang w:val="pt_PT" w:bidi="pt_PT"/>
-        </w:rPr>
-        <w:t>As circunstâncias em torno do casamento de Oseias servem como catalisador para sua mensagem profética. Ele foi ordenado por Deus a se casar com Gômer, que aparentemente era uma prostituta; seu casamento forneceu uma analogia com Israel, que era culpado de adultério espiritual.</w:t>
-      </w:r>
-    </w:p>
-    <w:p>
-      <w:pPr/>
-      <w:r>
-        <w:rPr>
-          <w:lang w:val="pt_PT" w:bidi="pt_PT"/>
-        </w:rPr>
-      </w:r>
-      <w:r>
-        <w:rPr>
-          <w:lang w:val="pt_PT" w:bidi="pt_PT"/>
-        </w:rPr>
-        <w:t>Os estudiosos divergem quanto à interpretação deste relato controverso, mas há poucas razões para duvidar de que foi um evento literal. O ato de sacrifício envolvido na obediência de Oseias a Deus forma uma imagem maravilhosa do amor sacrificial de Deus pela humanidade.</w:t>
-      </w:r>
-    </w:p>
-    <w:p>
-      <w:pPr/>
-      <w:r>
-        <w:rPr>
-          <w:lang w:val="pt_PT" w:bidi="pt_PT"/>
-        </w:rPr>
-      </w:r>
-      <w:r>
-        <w:rPr>
-          <w:i/>
-          <w:lang w:val="pt_PT" w:bidi="pt_PT"/>
-        </w:rPr>
-        <w:t>Veja também</w:t>
-      </w:r>
-      <w:r>
-        <w:rPr>
-          <w:lang w:val="pt_PT" w:bidi="pt_PT"/>
-        </w:rPr>
-        <w:t xml:space="preserve"> </w:t>
-      </w:r>
-      <w:r>
-        <w:rPr>
-          <w:lang w:val="pt_PT" w:bidi="pt_PT"/>
-        </w:rPr>
-        <w:t>Oseias, Livro de</w:t>
-      </w:r>
-      <w:r>
-        <w:rPr>
-          <w:lang w:val="pt_PT" w:bidi="pt_PT"/>
-        </w:rPr>
-        <w:t xml:space="preserve">; </w:t>
-      </w:r>
-      <w:r>
-        <w:rPr>
-          <w:lang w:val="pt_PT" w:bidi="pt_PT"/>
-        </w:rPr>
-        <w:t>Profeta, Profetisa</w:t>
-      </w:r>
-      <w:r>
-        <w:rPr>
-          <w:lang w:val="pt_PT" w:bidi="pt_PT"/>
-        </w:rPr>
-        <w:t>.</w:t>
-      </w:r>
-      <w:r>
-        <w:rPr>
-          <w:lang w:val="pt_PT" w:bidi="pt_PT"/>
-        </w:rPr>
-      </w:r>
-      <w:r>
-        <w:rPr>
-          <w:lang w:val="pt_PT" w:bidi="pt_PT"/>
-        </w:rPr>
-      </w:r>
-    </w:p>
-    <w:p>
-      <w:pPr/>
-      <w:r>
-        <w:rPr>
-          <w:lang w:val="pt_PT" w:bidi="pt_PT"/>
-        </w:rPr>
-      </w:r>
-    </w:p>
-    <w:p>
-      <w:pPr>
-        <w:pStyle w:val="Heading2"/>
-      </w:pPr>
-      <w:r>
-        <w:rPr>
-          <w:lang w:val="pt_PT" w:bidi="pt_PT"/>
-        </w:rPr>
         <w:t>Oseias, Livro de</w:t>
       </w:r>
       <w:r>
@@ -35081,6 +34946,141 @@
           <w:lang w:val="pt_PT" w:bidi="pt_PT"/>
         </w:rPr>
         <w:t>Profecia</w:t>
+      </w:r>
+      <w:r>
+        <w:rPr>
+          <w:lang w:val="pt_PT" w:bidi="pt_PT"/>
+        </w:rPr>
+        <w:t xml:space="preserve">; </w:t>
+      </w:r>
+      <w:r>
+        <w:rPr>
+          <w:lang w:val="pt_PT" w:bidi="pt_PT"/>
+        </w:rPr>
+        <w:t>Profeta, Profetisa</w:t>
+      </w:r>
+      <w:r>
+        <w:rPr>
+          <w:lang w:val="pt_PT" w:bidi="pt_PT"/>
+        </w:rPr>
+        <w:t>.</w:t>
+      </w:r>
+      <w:r>
+        <w:rPr>
+          <w:lang w:val="pt_PT" w:bidi="pt_PT"/>
+        </w:rPr>
+      </w:r>
+      <w:r>
+        <w:rPr>
+          <w:lang w:val="pt_PT" w:bidi="pt_PT"/>
+        </w:rPr>
+      </w:r>
+    </w:p>
+    <w:p>
+      <w:pPr/>
+      <w:r>
+        <w:rPr>
+          <w:lang w:val="pt_PT" w:bidi="pt_PT"/>
+        </w:rPr>
+      </w:r>
+    </w:p>
+    <w:p>
+      <w:pPr>
+        <w:pStyle w:val="Heading2"/>
+      </w:pPr>
+      <w:r>
+        <w:rPr>
+          <w:lang w:val="pt_PT" w:bidi="pt_PT"/>
+        </w:rPr>
+        <w:t>Oseias (Pessoa)</w:t>
+      </w:r>
+      <w:r>
+        <w:rPr>
+          <w:lang w:val="pt_PT" w:bidi="pt_PT"/>
+        </w:rPr>
+      </w:r>
+    </w:p>
+    <w:p>
+      <w:pPr/>
+      <w:r>
+        <w:rPr>
+          <w:lang w:val="pt_PT" w:bidi="pt_PT"/>
+        </w:rPr>
+      </w:r>
+      <w:r>
+        <w:rPr>
+          <w:lang w:val="pt_PT" w:bidi="pt_PT"/>
+        </w:rPr>
+        <w:t>Profeta do antigo Israel cuja esfera de atividade era o reino do norte. Pouco se sabe sobre ele além do livro profético que leva seu nome. Seu ministério profético é melhor situado no terceiro quarto do oitavo século a.C. Seu nome significa "ajuda" ou "auxiliador", e é baseado na palavra hebraica para salvação.</w:t>
+      </w:r>
+    </w:p>
+    <w:p>
+      <w:pPr/>
+      <w:r>
+        <w:rPr>
+          <w:lang w:val="pt_PT" w:bidi="pt_PT"/>
+        </w:rPr>
+      </w:r>
+      <w:r>
+        <w:rPr>
+          <w:lang w:val="pt_PT" w:bidi="pt_PT"/>
+        </w:rPr>
+        <w:t>A evidência para situar Oseias no reino do norte é basicamente interna. O livro se concentra principalmente nas tribos do norte, que ele frequentemente identifica como "Efraim", uma denominação comum para o reino do norte. Além disso, o dialeto do hebraico em que o livro foi escrito parece ter características do norte.</w:t>
+      </w:r>
+    </w:p>
+    <w:p>
+      <w:pPr/>
+      <w:r>
+        <w:rPr>
+          <w:lang w:val="pt_PT" w:bidi="pt_PT"/>
+        </w:rPr>
+      </w:r>
+      <w:r>
+        <w:rPr>
+          <w:lang w:val="pt_PT" w:bidi="pt_PT"/>
+        </w:rPr>
+        <w:t>As circunstâncias em torno do casamento de Oseias servem como catalisador para sua mensagem profética. Ele foi ordenado por Deus a se casar com Gômer, que aparentemente era uma prostituta; seu casamento forneceu uma analogia com Israel, que era culpado de adultério espiritual.</w:t>
+      </w:r>
+    </w:p>
+    <w:p>
+      <w:pPr/>
+      <w:r>
+        <w:rPr>
+          <w:lang w:val="pt_PT" w:bidi="pt_PT"/>
+        </w:rPr>
+      </w:r>
+      <w:r>
+        <w:rPr>
+          <w:lang w:val="pt_PT" w:bidi="pt_PT"/>
+        </w:rPr>
+        <w:t>Os estudiosos divergem quanto à interpretação deste relato controverso, mas há poucas razões para duvidar de que foi um evento literal. O ato de sacrifício envolvido na obediência de Oseias a Deus forma uma imagem maravilhosa do amor sacrificial de Deus pela humanidade.</w:t>
+      </w:r>
+    </w:p>
+    <w:p>
+      <w:pPr/>
+      <w:r>
+        <w:rPr>
+          <w:lang w:val="pt_PT" w:bidi="pt_PT"/>
+        </w:rPr>
+      </w:r>
+      <w:r>
+        <w:rPr>
+          <w:i/>
+          <w:lang w:val="pt_PT" w:bidi="pt_PT"/>
+        </w:rPr>
+        <w:t>Veja também</w:t>
+      </w:r>
+      <w:r>
+        <w:rPr>
+          <w:lang w:val="pt_PT" w:bidi="pt_PT"/>
+        </w:rPr>
+        <w:t xml:space="preserve"> </w:t>
+      </w:r>
+      <w:r>
+        <w:rPr>
+          <w:lang w:val="pt_PT" w:bidi="pt_PT"/>
+        </w:rPr>
+        <w:t>Oseias, Livro de</w:t>
       </w:r>
       <w:r>
         <w:rPr>

--- a/por/docx/016.content.docx
+++ b/por/docx/016.content.docx
@@ -24222,6 +24222,280 @@
           <w:lang w:val="pt_PT" w:bidi="pt_PT"/>
         </w:rPr>
         <w:t>Profecia</w:t>
+      </w:r>
+      <w:r>
+        <w:rPr>
+          <w:lang w:val="pt_PT" w:bidi="pt_PT"/>
+        </w:rPr>
+        <w:t>.</w:t>
+      </w:r>
+      <w:r>
+        <w:rPr>
+          <w:lang w:val="pt_PT" w:bidi="pt_PT"/>
+        </w:rPr>
+      </w:r>
+      <w:r>
+        <w:rPr>
+          <w:lang w:val="pt_PT" w:bidi="pt_PT"/>
+        </w:rPr>
+      </w:r>
+    </w:p>
+    <w:p>
+      <w:pPr/>
+      <w:r>
+        <w:rPr>
+          <w:lang w:val="pt_PT" w:bidi="pt_PT"/>
+        </w:rPr>
+      </w:r>
+    </w:p>
+    <w:p>
+      <w:pPr>
+        <w:pStyle w:val="Heading2"/>
+      </w:pPr>
+      <w:r>
+        <w:rPr>
+          <w:lang w:val="pt_PT" w:bidi="pt_PT"/>
+        </w:rPr>
+        <w:t>Oráculos Sibilinos</w:t>
+      </w:r>
+      <w:r>
+        <w:rPr>
+          <w:lang w:val="pt_PT" w:bidi="pt_PT"/>
+        </w:rPr>
+      </w:r>
+    </w:p>
+    <w:p>
+      <w:pPr/>
+      <w:r>
+        <w:rPr>
+          <w:lang w:val="pt_PT" w:bidi="pt_PT"/>
+        </w:rPr>
+      </w:r>
+      <w:r>
+        <w:rPr>
+          <w:lang w:val="pt_PT" w:bidi="pt_PT"/>
+        </w:rPr>
+        <w:t xml:space="preserve">Os Oráculos Sibilinos são um grupo de escritos que afirmam transmitir mensagens divinas sobre o futuro. A coleção originalmente continha 15 livros, mas apenas 12 sobreviveram em manuscritos gregos tardios. Os Oráculos Sibilinos são chamados de </w:t>
+      </w:r>
+      <w:r>
+        <w:rPr>
+          <w:i/>
+          <w:lang w:val="pt_PT" w:bidi="pt_PT"/>
+        </w:rPr>
+        <w:t>pseudepígrafos</w:t>
+      </w:r>
+      <w:r>
+        <w:rPr>
+          <w:lang w:val="pt_PT" w:bidi="pt_PT"/>
+        </w:rPr>
+        <w:t xml:space="preserve"> porque autores desconhecidos os escreveram usando o nome de uma antiga profetisa chamada </w:t>
+      </w:r>
+      <w:r>
+        <w:rPr>
+          <w:i/>
+          <w:lang w:val="pt_PT" w:bidi="pt_PT"/>
+        </w:rPr>
+        <w:t>sibilina</w:t>
+      </w:r>
+      <w:r>
+        <w:rPr>
+          <w:lang w:val="pt_PT" w:bidi="pt_PT"/>
+        </w:rPr>
+        <w:t>. Uma sibilina era uma mulher no mundo antigo que se acreditava transmitir mensagens divinas ou profecias dos deuses. Eles alertam sobre um desastre iminente. Alguns judeus usaram esse tipo de escrita para ajudar a espalhar suas crenças entre não-judeus.</w:t>
+      </w:r>
+    </w:p>
+    <w:p>
+      <w:pPr/>
+      <w:r>
+        <w:rPr>
+          <w:lang w:val="pt_PT" w:bidi="pt_PT"/>
+        </w:rPr>
+      </w:r>
+      <w:r>
+        <w:rPr>
+          <w:lang w:val="pt_PT" w:bidi="pt_PT"/>
+        </w:rPr>
+        <w:t>Os primeiros escritos sibilinos surgiram durante o período macabeu (cerca de 165 a.C.). Outros autores acrescentaram novas seções ao longo do tempo. A coleção provavelmente continuou a crescer até pouco depois da destruição do Segundo Templo em Jerusalém (por volta de 76 d.C.). Muitos estudiosos acreditam que os livros foram escritos em Alexandria, Egito.</w:t>
+      </w:r>
+    </w:p>
+    <w:p>
+      <w:pPr/>
+      <w:r>
+        <w:rPr>
+          <w:lang w:val="pt_PT" w:bidi="pt_PT"/>
+        </w:rPr>
+      </w:r>
+      <w:r>
+        <w:rPr>
+          <w:lang w:val="pt_PT" w:bidi="pt_PT"/>
+        </w:rPr>
+        <w:t>Os escritores enfatizam que Deus é único e governa sobre tudo. Eles afirmam que os deuses pagãos não têm poder real. Uma passagem afirma:</w:t>
+      </w:r>
+    </w:p>
+    <w:p>
+      <w:pPr/>
+      <w:r>
+        <w:rPr>
+          <w:lang w:val="pt_PT" w:bidi="pt_PT"/>
+        </w:rPr>
+      </w:r>
+      <w:r>
+        <w:rPr>
+          <w:lang w:val="pt_PT" w:bidi="pt_PT"/>
+        </w:rPr>
+        <w:t>“Mas Deus é único, o mais exaltado de todos, que fez o céu, o sol, as estrelas e a lua. (…) Ele designou o homem como o governante divinamente escolhido de tudo. Vocês, homens (…) envergonhem-se de criar deuses” (livro 2). Deus controla a história das nações.</w:t>
+      </w:r>
+    </w:p>
+    <w:p>
+      <w:pPr/>
+      <w:r>
+        <w:rPr>
+          <w:lang w:val="pt_PT" w:bidi="pt_PT"/>
+        </w:rPr>
+      </w:r>
+      <w:r>
+        <w:rPr>
+          <w:lang w:val="pt_PT" w:bidi="pt_PT"/>
+        </w:rPr>
+        <w:t>Os autores sibilinos acreditavam que Deus controla a história de todas as nações.</w:t>
+      </w:r>
+    </w:p>
+    <w:p>
+      <w:pPr/>
+      <w:r>
+        <w:rPr>
+          <w:lang w:val="pt_PT" w:bidi="pt_PT"/>
+        </w:rPr>
+      </w:r>
+      <w:r>
+        <w:rPr>
+          <w:lang w:val="pt_PT" w:bidi="pt_PT"/>
+        </w:rPr>
+        <w:t xml:space="preserve">Os oráculos narram a história de dez gerações, desde o reino assírio até a destruição do Segundo Templo e um grande terremoto (livro 4.47 e seguintes). O terceiro livro também contém uma seção sobre a devastação e os problemas a serem enfrentados antes do grande julgamento. Neste julgamento, um </w:t>
+      </w:r>
+      <w:r>
+        <w:rPr>
+          <w:i/>
+          <w:lang w:val="pt_PT" w:bidi="pt_PT"/>
+        </w:rPr>
+        <w:t>Messias</w:t>
+      </w:r>
+      <w:r>
+        <w:rPr>
+          <w:lang w:val="pt_PT" w:bidi="pt_PT"/>
+        </w:rPr>
+        <w:t xml:space="preserve"> (o escolhido de Deus) traz uma era de paz e bênção:</w:t>
+      </w:r>
+    </w:p>
+    <w:p>
+      <w:pPr/>
+      <w:r>
+        <w:rPr>
+          <w:lang w:val="pt_PT" w:bidi="pt_PT"/>
+        </w:rPr>
+      </w:r>
+      <w:r>
+        <w:rPr>
+          <w:lang w:val="pt_PT" w:bidi="pt_PT"/>
+        </w:rPr>
+        <w:t>“Ele erguerá seu reino por todas as eras sobre os homens. Pois nada além da paz virá sobre a terra dos bons” (linhas 767,780).</w:t>
+      </w:r>
+    </w:p>
+    <w:p>
+      <w:pPr/>
+      <w:r>
+        <w:rPr>
+          <w:lang w:val="pt_PT" w:bidi="pt_PT"/>
+        </w:rPr>
+      </w:r>
+      <w:r>
+        <w:rPr>
+          <w:lang w:val="pt_PT" w:bidi="pt_PT"/>
+        </w:rPr>
+        <w:t>Aqueles que são fiéis a Deus viverão novamente:</w:t>
+      </w:r>
+    </w:p>
+    <w:p>
+      <w:pPr/>
+      <w:r>
+        <w:rPr>
+          <w:lang w:val="pt_PT" w:bidi="pt_PT"/>
+        </w:rPr>
+      </w:r>
+      <w:r>
+        <w:rPr>
+          <w:lang w:val="pt_PT" w:bidi="pt_PT"/>
+        </w:rPr>
+        <w:t>“Mas todos os que são piedosos viverão novamente na terra, quando Deus lhes der fôlego, vida e graça” (livro 4.187–190).</w:t>
+      </w:r>
+    </w:p>
+    <w:p>
+      <w:pPr/>
+      <w:r>
+        <w:rPr>
+          <w:lang w:val="pt_PT" w:bidi="pt_PT"/>
+        </w:rPr>
+      </w:r>
+      <w:r>
+        <w:rPr>
+          <w:lang w:val="pt_PT" w:bidi="pt_PT"/>
+        </w:rPr>
+        <w:t>No entanto, os ímpios serão punidos:</w:t>
+      </w:r>
+    </w:p>
+    <w:p>
+      <w:pPr/>
+      <w:r>
+        <w:rPr>
+          <w:lang w:val="pt_PT" w:bidi="pt_PT"/>
+        </w:rPr>
+      </w:r>
+      <w:r>
+        <w:rPr>
+          <w:lang w:val="pt_PT" w:bidi="pt_PT"/>
+        </w:rPr>
+        <w:t>Os ímpios serão lançados no inferno, “E todos os que pecaram com atos de impiedade serão novamente cobertos por um monte de terra, e o sombrio Tártaro e os recessos negros do inferno” (linhas 183–186).</w:t>
+      </w:r>
+    </w:p>
+    <w:p>
+      <w:pPr/>
+      <w:r>
+        <w:rPr>
+          <w:lang w:val="pt_PT" w:bidi="pt_PT"/>
+        </w:rPr>
+      </w:r>
+      <w:r>
+        <w:rPr>
+          <w:lang w:val="pt_PT" w:bidi="pt_PT"/>
+        </w:rPr>
+        <w:t>Os autores dos Oráculos Sibilinos queriam mostrar que a fé judaica era razoável e verdadeira. Eles escolheram a forma da sibila para apresentar sua mensagem. Este estilo foi introduzido pelos gregos e valorizado pelos romanos. Seus escritos focam no Deus de Israel e se opõem fortemente à adoração de falsos deuses. Ao mesmo tempo, pertencem à tradição apocalíptica, que revela os segredos ocultos de Deus sobre o passado e o futuro. Ao usar a voz da sibila como um oráculo divino, os escritores compartilharam sua mensagem sobre Deus com o mundo não judeu.</w:t>
+      </w:r>
+    </w:p>
+    <w:p>
+      <w:pPr/>
+      <w:r>
+        <w:rPr>
+          <w:lang w:val="pt_PT" w:bidi="pt_PT"/>
+        </w:rPr>
+      </w:r>
+      <w:r>
+        <w:rPr>
+          <w:i/>
+          <w:lang w:val="pt_PT" w:bidi="pt_PT"/>
+        </w:rPr>
+        <w:t>Veja também</w:t>
+      </w:r>
+      <w:r>
+        <w:rPr>
+          <w:lang w:val="pt_PT" w:bidi="pt_PT"/>
+        </w:rPr>
+        <w:t xml:space="preserve"> </w:t>
+      </w:r>
+      <w:r>
+        <w:rPr>
+          <w:lang w:val="pt_PT" w:bidi="pt_PT"/>
+        </w:rPr>
+        <w:t>Apócrifos</w:t>
       </w:r>
       <w:r>
         <w:rPr>

--- a/por/docx/016.content.docx
+++ b/por/docx/016.content.docx
@@ -19,7 +19,7 @@
         <w:rPr>
           <w:lang w:val="pt_PT" w:bidi="pt_PT"/>
         </w:rPr>
-        <w:t>Resource: Tyndale Open Bible Dictionary</w:t>
+        <w:t>Resource: Aquifer Open Bible Dictionary</w:t>
       </w:r>
       <w:r>
         <w:rPr>
@@ -112,7 +112,7 @@
         <w:rPr>
           <w:lang w:val="pt_PT" w:bidi="pt_PT"/>
         </w:rPr>
-        <w:t>Tyndale Open Bible Dictionary</w:t>
+        <w:t>Aquifer Open Bible Dictionary</w:t>
       </w:r>
     </w:p>
     <w:p>
